--- a/PlastiBioFuel/Funding_Loop/2026-08-25_DOE_ASPECT_Teaming-Partner-List/02_Teaming_Profile_Responses.docx
+++ b/PlastiBioFuel/Funding_Loop/2026-08-25_DOE_ASPECT_Teaming-Partner-List/02_Teaming_Profile_Responses.docx
@@ -563,7 +563,7 @@
                 <w:color w:val="2A2A2A"/>
                 <w:sz w:val="19"/>
               </w:rPr>
-              <w:t>Small business. Service-disabled veteran-owned, SBA VetCert verified.</w:t>
+              <w:t>Small business. Service-disabled veteran-owned, certified and active in SAM.gov.</w:t>
             </w:r>
           </w:p>
         </w:tc>
